--- a/doc/maja01.04.03.p002.f003.. (5).docx
+++ b/doc/maja01.04.03.p002.f003.. (5).docx
@@ -659,7 +659,7 @@
                 <w:rFonts w:ascii="Arial" w:hAnsi="Arial" w:cs="Arial"/>
                 <w:szCs w:val="24"/>
               </w:rPr>
-              <w:t>dentificación del Contratista</w:t>
+              <w:t>dentificación del ${CARGO_REVISO}</w:t>
             </w:r>
             <w:r>
               <w:rPr>
